--- a/files/CV_GaryFong_Aug2026.docx
+++ b/files/CV_GaryFong_Aug2026.docx
@@ -1154,15 +1154,44 @@
       <w:r>
         <w:rPr>
           <w:rFonts w:ascii="Times New Roman" w:hAnsi="Times New Roman"/>
+          <w:sz w:val="21"/>
+          <w:szCs w:val="21"/>
+        </w:rPr>
+        <w:t>Discursive channeling: evidence from newspaper responses to anti-waste incineration protests in China</w:t>
+      </w:r>
+      <w:r>
+        <w:rPr>
+          <w:rFonts w:ascii="Times New Roman" w:hAnsi="Times New Roman"/>
           <w:iCs/>
           <w:color w:val="000000"/>
           <w:kern w:val="0"/>
           <w:sz w:val="21"/>
           <w:szCs w:val="21"/>
         </w:rPr>
-        <w:t xml:space="preserve">Sympathetic official discourse as </w:t>
-      </w:r>
-      <w:proofErr w:type="spellStart"/>
+        <w:t xml:space="preserve">. </w:t>
+      </w:r>
+      <w:r>
+        <w:rPr>
+          <w:rFonts w:ascii="Times New Roman" w:hAnsi="Times New Roman"/>
+          <w:i/>
+          <w:color w:val="000000"/>
+          <w:kern w:val="0"/>
+          <w:sz w:val="21"/>
+          <w:szCs w:val="21"/>
+        </w:rPr>
+        <w:t xml:space="preserve">The </w:t>
+      </w:r>
+      <w:r>
+        <w:rPr>
+          <w:rFonts w:ascii="Times New Roman" w:hAnsi="Times New Roman"/>
+          <w:i/>
+          <w:color w:val="000000"/>
+          <w:kern w:val="0"/>
+          <w:sz w:val="21"/>
+          <w:szCs w:val="21"/>
+        </w:rPr>
+        <w:t xml:space="preserve">Chinese Journal of Communication, </w:t>
+      </w:r>
       <w:r>
         <w:rPr>
           <w:rFonts w:ascii="Times New Roman" w:hAnsi="Times New Roman"/>
@@ -1172,9 +1201,16 @@
           <w:sz w:val="21"/>
           <w:szCs w:val="21"/>
         </w:rPr>
-        <w:t>channelling</w:t>
-      </w:r>
-      <w:proofErr w:type="spellEnd"/>
+        <w:t>1</w:t>
+      </w:r>
+      <w:r>
+        <w:rPr>
+          <w:rFonts w:ascii="Times New Roman" w:hAnsi="Times New Roman"/>
+          <w:sz w:val="21"/>
+          <w:szCs w:val="21"/>
+        </w:rPr>
+        <w:t>–</w:t>
+      </w:r>
       <w:r>
         <w:rPr>
           <w:rFonts w:ascii="Times New Roman" w:hAnsi="Times New Roman"/>
@@ -1184,8 +1220,43 @@
           <w:sz w:val="21"/>
           <w:szCs w:val="21"/>
         </w:rPr>
-        <w:t>: evidence from anti-waste incineration protests in China</w:t>
-      </w:r>
+        <w:t xml:space="preserve">19. </w:t>
+      </w:r>
+      <w:hyperlink r:id="rId9" w:history="1">
+        <w:r>
+          <w:rPr>
+            <w:rStyle w:val="Hyperlink"/>
+            <w:rFonts w:ascii="Times New Roman" w:hAnsi="Times New Roman"/>
+            <w:iCs/>
+            <w:kern w:val="0"/>
+            <w:sz w:val="21"/>
+            <w:szCs w:val="21"/>
+          </w:rPr>
+          <w:t>https://doi.org/10.1080/17544</w:t>
+        </w:r>
+        <w:r>
+          <w:rPr>
+            <w:rStyle w:val="Hyperlink"/>
+            <w:rFonts w:ascii="Times New Roman" w:hAnsi="Times New Roman"/>
+            <w:iCs/>
+            <w:kern w:val="0"/>
+            <w:sz w:val="21"/>
+            <w:szCs w:val="21"/>
+          </w:rPr>
+          <w:t>7</w:t>
+        </w:r>
+        <w:r>
+          <w:rPr>
+            <w:rStyle w:val="Hyperlink"/>
+            <w:rFonts w:ascii="Times New Roman" w:hAnsi="Times New Roman"/>
+            <w:iCs/>
+            <w:kern w:val="0"/>
+            <w:sz w:val="21"/>
+            <w:szCs w:val="21"/>
+          </w:rPr>
+          <w:t>50.2026.2711048</w:t>
+        </w:r>
+      </w:hyperlink>
       <w:r>
         <w:rPr>
           <w:rFonts w:ascii="Times New Roman" w:hAnsi="Times New Roman"/>
@@ -1195,7 +1266,7 @@
           <w:sz w:val="21"/>
           <w:szCs w:val="21"/>
         </w:rPr>
-        <w:t xml:space="preserve">. </w:t>
+        <w:t>.</w:t>
       </w:r>
       <w:r>
         <w:rPr>
@@ -1206,7 +1277,7 @@
           <w:sz w:val="21"/>
           <w:szCs w:val="21"/>
         </w:rPr>
-        <w:t xml:space="preserve">Chinese Journal of Communication, forthcoming </w:t>
+        <w:t xml:space="preserve"> </w:t>
       </w:r>
       <w:r>
         <w:rPr>
@@ -1355,7 +1426,7 @@
         </w:rPr>
         <w:t xml:space="preserve">(2), 1046–1061. </w:t>
       </w:r>
-      <w:hyperlink r:id="rId9" w:history="1">
+      <w:hyperlink r:id="rId10" w:history="1">
         <w:r>
           <w:rPr>
             <w:rStyle w:val="Hyperlink"/>
@@ -1579,7 +1650,7 @@
         </w:rPr>
         <w:t xml:space="preserve"> </w:t>
       </w:r>
-      <w:hyperlink r:id="rId10" w:history="1">
+      <w:hyperlink r:id="rId11" w:history="1">
         <w:r>
           <w:rPr>
             <w:rStyle w:val="Hyperlink"/>
@@ -1778,7 +1849,7 @@
         </w:rPr>
         <w:t xml:space="preserve"> (pp. 133 – 155). Palgrave Macmillan, Cham. </w:t>
       </w:r>
-      <w:hyperlink r:id="rId11" w:history="1">
+      <w:hyperlink r:id="rId12" w:history="1">
         <w:r>
           <w:rPr>
             <w:rStyle w:val="Hyperlink"/>
@@ -2231,7 +2302,49 @@
           <w:shd w:val="clear" w:color="auto" w:fill="FFFFFF"/>
           <w:lang w:eastAsia="zh-CN"/>
         </w:rPr>
-        <w:t xml:space="preserve"> at Journal of Information Technology and Politics</w:t>
+        <w:t xml:space="preserve"> at </w:t>
+      </w:r>
+      <w:r>
+        <w:rPr>
+          <w:rFonts w:ascii="Times New Roman" w:eastAsia="Times New Roman" w:hAnsi="Times New Roman"/>
+          <w:i/>
+          <w:iCs/>
+          <w:color w:val="222222"/>
+          <w:kern w:val="0"/>
+          <w:sz w:val="21"/>
+          <w:szCs w:val="21"/>
+          <w:shd w:val="clear" w:color="auto" w:fill="FFFFFF"/>
+          <w:lang w:eastAsia="zh-CN"/>
+        </w:rPr>
+        <w:t>Journal of Information</w:t>
+      </w:r>
+      <w:r>
+        <w:rPr>
+          <w:rFonts w:ascii="Times New Roman" w:eastAsia="Times New Roman" w:hAnsi="Times New Roman"/>
+          <w:i/>
+          <w:iCs/>
+          <w:color w:val="222222"/>
+          <w:kern w:val="0"/>
+          <w:sz w:val="21"/>
+          <w:szCs w:val="21"/>
+          <w:shd w:val="clear" w:color="auto" w:fill="FFFFFF"/>
+          <w:lang w:eastAsia="zh-CN"/>
+        </w:rPr>
+        <w:t>,</w:t>
+      </w:r>
+      <w:r>
+        <w:rPr>
+          <w:rFonts w:ascii="Times New Roman" w:eastAsia="Times New Roman" w:hAnsi="Times New Roman"/>
+          <w:i/>
+          <w:iCs/>
+          <w:color w:val="222222"/>
+          <w:kern w:val="0"/>
+          <w:sz w:val="21"/>
+          <w:szCs w:val="21"/>
+          <w:shd w:val="clear" w:color="auto" w:fill="FFFFFF"/>
+          <w:lang w:eastAsia="zh-CN"/>
+        </w:rPr>
+        <w:t xml:space="preserve"> Technology and Politics</w:t>
       </w:r>
       <w:r>
         <w:rPr>
@@ -2265,8 +2378,6 @@
         <w:ind w:leftChars="0"/>
         <w:rPr>
           <w:rFonts w:ascii="Times New Roman" w:hAnsi="Times New Roman"/>
-          <w:i/>
-          <w:iCs/>
           <w:color w:val="000000"/>
           <w:kern w:val="0"/>
           <w:sz w:val="21"/>
@@ -2323,27 +2434,41 @@
       </w:r>
       <w:r>
         <w:rPr>
-          <w:rFonts w:ascii="Times New Roman" w:eastAsia="Times New Roman" w:hAnsi="Times New Roman"/>
-          <w:color w:val="222222"/>
-          <w:kern w:val="0"/>
-          <w:sz w:val="21"/>
-          <w:szCs w:val="21"/>
-          <w:shd w:val="clear" w:color="auto" w:fill="FFFFFF"/>
-          <w:lang w:eastAsia="zh-CN"/>
-        </w:rPr>
-        <w:t>Visual as Emotions: a (Visual) LLM Approach to Study Images and Texts of Social Media Messages from the 2019 Hong Kong Protest</w:t>
-      </w:r>
-      <w:r>
-        <w:rPr>
-          <w:rFonts w:ascii="Times New Roman" w:eastAsia="Times New Roman" w:hAnsi="Times New Roman"/>
-          <w:i/>
-          <w:iCs/>
-          <w:color w:val="222222"/>
-          <w:kern w:val="0"/>
-          <w:sz w:val="21"/>
-          <w:szCs w:val="21"/>
-          <w:shd w:val="clear" w:color="auto" w:fill="FFFFFF"/>
-          <w:lang w:eastAsia="zh-CN"/>
+          <w:rFonts w:ascii="Times New Roman" w:hAnsi="Times New Roman"/>
+          <w:color w:val="000000"/>
+          <w:kern w:val="0"/>
+          <w:sz w:val="21"/>
+          <w:szCs w:val="21"/>
+        </w:rPr>
+        <w:t>A Replicable Visual LLM Workflow for Emotion Coding in Political Events: Evidence</w:t>
+      </w:r>
+      <w:r>
+        <w:rPr>
+          <w:rFonts w:ascii="Times New Roman" w:hAnsi="Times New Roman"/>
+          <w:color w:val="000000"/>
+          <w:kern w:val="0"/>
+          <w:sz w:val="21"/>
+          <w:szCs w:val="21"/>
+        </w:rPr>
+        <w:t xml:space="preserve"> </w:t>
+      </w:r>
+      <w:r>
+        <w:rPr>
+          <w:rFonts w:ascii="Times New Roman" w:hAnsi="Times New Roman"/>
+          <w:color w:val="000000"/>
+          <w:kern w:val="0"/>
+          <w:sz w:val="21"/>
+          <w:szCs w:val="21"/>
+        </w:rPr>
+        <w:t>from the 2019 Hong Kong Protests</w:t>
+      </w:r>
+      <w:r>
+        <w:rPr>
+          <w:rFonts w:ascii="Times New Roman" w:hAnsi="Times New Roman"/>
+          <w:color w:val="000000"/>
+          <w:kern w:val="0"/>
+          <w:sz w:val="21"/>
+          <w:szCs w:val="21"/>
         </w:rPr>
         <w:t xml:space="preserve"> </w:t>
       </w:r>
@@ -2524,7 +2649,7 @@
           <w:sz w:val="21"/>
           <w:szCs w:val="21"/>
         </w:rPr>
-        <w:t xml:space="preserve">. Borrowing Credibility from </w:t>
+        <w:t xml:space="preserve">. </w:t>
       </w:r>
       <w:r>
         <w:rPr>
@@ -2534,7 +2659,7 @@
           <w:sz w:val="21"/>
           <w:szCs w:val="21"/>
         </w:rPr>
-        <w:t>Influencers</w:t>
+        <w:t xml:space="preserve">Borrowing Credibility to Shape Public Opinion: Western Influencers as Chinese </w:t>
       </w:r>
       <w:r>
         <w:rPr>
@@ -2544,7 +2669,8 @@
           <w:sz w:val="21"/>
           <w:szCs w:val="21"/>
         </w:rPr>
-        <w:t xml:space="preserve">: The </w:t>
+        <w:lastRenderedPageBreak/>
+        <w:t>Government Foreign Defenders</w:t>
       </w:r>
       <w:r>
         <w:rPr>
@@ -2554,17 +2680,7 @@
           <w:sz w:val="21"/>
           <w:szCs w:val="21"/>
         </w:rPr>
-        <w:t>C</w:t>
-      </w:r>
-      <w:r>
-        <w:rPr>
-          <w:rFonts w:ascii="Times New Roman" w:hAnsi="Times New Roman"/>
-          <w:color w:val="000000"/>
-          <w:kern w:val="0"/>
-          <w:sz w:val="21"/>
-          <w:szCs w:val="21"/>
-        </w:rPr>
-        <w:t xml:space="preserve">ase of Chinese Foreign Propaganda </w:t>
+        <w:t xml:space="preserve"> </w:t>
       </w:r>
       <w:r>
         <w:rPr>
@@ -2585,6 +2701,26 @@
           <w:shd w:val="clear" w:color="auto" w:fill="FFFFFF"/>
         </w:rPr>
         <w:t xml:space="preserve">presented at </w:t>
+      </w:r>
+      <w:r>
+        <w:rPr>
+          <w:rFonts w:ascii="Times New Roman" w:hAnsi="Times New Roman"/>
+          <w:b/>
+          <w:bCs/>
+          <w:sz w:val="21"/>
+          <w:szCs w:val="21"/>
+          <w:shd w:val="clear" w:color="auto" w:fill="FFFFFF"/>
+        </w:rPr>
+        <w:t>MPSA 2025</w:t>
+      </w:r>
+      <w:r>
+        <w:rPr>
+          <w:rFonts w:ascii="Times New Roman" w:hAnsi="Times New Roman"/>
+          <w:sz w:val="21"/>
+          <w:szCs w:val="21"/>
+          <w:shd w:val="clear" w:color="auto" w:fill="FFFFFF"/>
+        </w:rPr>
+        <w:t xml:space="preserve">, </w:t>
       </w:r>
       <w:r>
         <w:rPr>
@@ -2598,6 +2734,19 @@
           <w:shd w:val="clear" w:color="auto" w:fill="FFFFFF"/>
         </w:rPr>
         <w:t>APSA 2025</w:t>
+      </w:r>
+      <w:r>
+        <w:rPr>
+          <w:rFonts w:ascii="Times New Roman" w:eastAsia="Times New Roman" w:hAnsi="Times New Roman"/>
+          <w:b/>
+          <w:bCs/>
+          <w:color w:val="000000"/>
+          <w:kern w:val="0"/>
+          <w:sz w:val="21"/>
+          <w:szCs w:val="21"/>
+          <w:shd w:val="clear" w:color="auto" w:fill="FFFFFF"/>
+        </w:rPr>
+        <w:t>, TPSA 2025</w:t>
       </w:r>
       <w:r>
         <w:rPr>
@@ -2643,51 +2792,6 @@
       <w:r>
         <w:rPr>
           <w:rFonts w:ascii="Times New Roman" w:hAnsi="Times New Roman"/>
-          <w:color w:val="000000"/>
-          <w:kern w:val="0"/>
-          <w:sz w:val="21"/>
-          <w:szCs w:val="21"/>
-        </w:rPr>
-        <w:lastRenderedPageBreak/>
-        <w:t xml:space="preserve">Liu, </w:t>
-      </w:r>
-      <w:proofErr w:type="spellStart"/>
-      <w:r>
-        <w:rPr>
-          <w:rFonts w:ascii="Times New Roman" w:hAnsi="Times New Roman"/>
-          <w:color w:val="000000"/>
-          <w:kern w:val="0"/>
-          <w:sz w:val="21"/>
-          <w:szCs w:val="21"/>
-        </w:rPr>
-        <w:t>Jingping</w:t>
-      </w:r>
-      <w:proofErr w:type="spellEnd"/>
-      <w:r>
-        <w:rPr>
-          <w:rFonts w:ascii="Times New Roman" w:eastAsia="Times New Roman" w:hAnsi="Times New Roman"/>
-          <w:kern w:val="0"/>
-          <w:sz w:val="21"/>
-          <w:szCs w:val="21"/>
-          <w:lang w:eastAsia="zh-CN"/>
-        </w:rPr>
-        <w:t xml:space="preserve">, </w:t>
-      </w:r>
-      <w:r>
-        <w:rPr>
-          <w:rFonts w:ascii="Times New Roman" w:eastAsia="Times New Roman" w:hAnsi="Times New Roman"/>
-          <w:b/>
-          <w:bCs/>
-          <w:kern w:val="0"/>
-          <w:sz w:val="21"/>
-          <w:szCs w:val="21"/>
-          <w:lang w:eastAsia="zh-CN"/>
-        </w:rPr>
-        <w:t xml:space="preserve">Fong, </w:t>
-      </w:r>
-      <w:r>
-        <w:rPr>
-          <w:rFonts w:ascii="Times New Roman" w:hAnsi="Times New Roman"/>
           <w:b/>
           <w:bCs/>
           <w:color w:val="000000"/>
@@ -2695,7 +2799,7 @@
           <w:sz w:val="21"/>
           <w:szCs w:val="21"/>
         </w:rPr>
-        <w:t>Chi Shun</w:t>
+        <w:t>Fong, Chi Shun</w:t>
       </w:r>
       <w:r>
         <w:rPr>
@@ -2705,82 +2809,51 @@
           <w:sz w:val="21"/>
           <w:szCs w:val="21"/>
         </w:rPr>
-        <w:t>,</w:t>
-      </w:r>
-      <w:r>
-        <w:rPr>
-          <w:rFonts w:ascii="Times New Roman" w:hAnsi="Times New Roman"/>
-          <w:b/>
+        <w:t xml:space="preserve">. </w:t>
+      </w:r>
+      <w:r>
+        <w:rPr>
+          <w:rFonts w:ascii="Times New Roman" w:hAnsi="Times New Roman"/>
           <w:bCs/>
           <w:color w:val="000000"/>
           <w:kern w:val="0"/>
           <w:sz w:val="21"/>
           <w:szCs w:val="21"/>
         </w:rPr>
-        <w:t xml:space="preserve"> </w:t>
-      </w:r>
-      <w:r>
-        <w:rPr>
-          <w:rFonts w:ascii="Times New Roman" w:hAnsi="Times New Roman"/>
-          <w:color w:val="000000"/>
-          <w:kern w:val="0"/>
-          <w:sz w:val="21"/>
-          <w:szCs w:val="21"/>
-        </w:rPr>
-        <w:t xml:space="preserve">and Hu, Yuhan. </w:t>
-      </w:r>
-      <w:r>
-        <w:rPr>
-          <w:rFonts w:ascii="Times New Roman" w:hAnsi="Times New Roman"/>
-          <w:sz w:val="21"/>
-          <w:szCs w:val="21"/>
-        </w:rPr>
-        <w:t xml:space="preserve">Implementation Matters: Discursive Strategies of Authoritarian States to Prevent Upwards Scale-shift of Social Protests </w:t>
-      </w:r>
-      <w:r>
-        <w:rPr>
-          <w:rFonts w:ascii="Times New Roman" w:eastAsia="Times New Roman" w:hAnsi="Times New Roman"/>
-          <w:color w:val="000000"/>
-          <w:kern w:val="0"/>
-          <w:sz w:val="21"/>
-          <w:szCs w:val="21"/>
-          <w:shd w:val="clear" w:color="auto" w:fill="FFFFFF"/>
-          <w:lang w:eastAsia="zh-CN"/>
-        </w:rPr>
-        <w:t>(</w:t>
-      </w:r>
-      <w:r>
-        <w:rPr>
-          <w:rFonts w:ascii="Times New Roman" w:hAnsi="Times New Roman"/>
-          <w:sz w:val="21"/>
-          <w:szCs w:val="21"/>
-          <w:shd w:val="clear" w:color="auto" w:fill="FFFFFF"/>
-        </w:rPr>
-        <w:t xml:space="preserve">presented at </w:t>
-      </w:r>
-      <w:r>
-        <w:rPr>
-          <w:rFonts w:ascii="Times New Roman" w:eastAsia="Times New Roman" w:hAnsi="Times New Roman"/>
-          <w:b/>
+        <w:t>Reflecting the Crowd: How the Presumed Influence of Online Opinion Leaders Addresses</w:t>
+      </w:r>
+      <w:r>
+        <w:rPr>
+          <w:rFonts w:ascii="Times New Roman" w:hAnsi="Times New Roman"/>
           <w:bCs/>
           <w:color w:val="000000"/>
           <w:kern w:val="0"/>
           <w:sz w:val="21"/>
           <w:szCs w:val="21"/>
-          <w:shd w:val="clear" w:color="auto" w:fill="FFFFFF"/>
-        </w:rPr>
-        <w:t>APSA 2025</w:t>
-      </w:r>
-      <w:r>
-        <w:rPr>
-          <w:rFonts w:ascii="Times New Roman" w:eastAsia="Times New Roman" w:hAnsi="Times New Roman"/>
+        </w:rPr>
+        <w:t xml:space="preserve"> </w:t>
+      </w:r>
+      <w:r>
+        <w:rPr>
+          <w:rFonts w:ascii="Times New Roman" w:hAnsi="Times New Roman"/>
+          <w:bCs/>
           <w:color w:val="000000"/>
           <w:kern w:val="0"/>
           <w:sz w:val="21"/>
           <w:szCs w:val="21"/>
-          <w:shd w:val="clear" w:color="auto" w:fill="FFFFFF"/>
-        </w:rPr>
-        <w:t>).</w:t>
+        </w:rPr>
+        <w:t>Coordination Failures in Autocracies</w:t>
+      </w:r>
+      <w:r>
+        <w:rPr>
+          <w:rFonts w:ascii="Times New Roman" w:hAnsi="Times New Roman"/>
+          <w:bCs/>
+          <w:color w:val="000000"/>
+          <w:kern w:val="0"/>
+          <w:sz w:val="21"/>
+          <w:szCs w:val="21"/>
+        </w:rPr>
+        <w:t>.</w:t>
       </w:r>
     </w:p>
     <w:p>
@@ -2803,6 +2876,50 @@
       <w:r>
         <w:rPr>
           <w:rFonts w:ascii="Times New Roman" w:hAnsi="Times New Roman"/>
+          <w:color w:val="000000"/>
+          <w:kern w:val="0"/>
+          <w:sz w:val="21"/>
+          <w:szCs w:val="21"/>
+        </w:rPr>
+        <w:t xml:space="preserve">Liu, </w:t>
+      </w:r>
+      <w:proofErr w:type="spellStart"/>
+      <w:r>
+        <w:rPr>
+          <w:rFonts w:ascii="Times New Roman" w:hAnsi="Times New Roman"/>
+          <w:color w:val="000000"/>
+          <w:kern w:val="0"/>
+          <w:sz w:val="21"/>
+          <w:szCs w:val="21"/>
+        </w:rPr>
+        <w:t>Jingping</w:t>
+      </w:r>
+      <w:proofErr w:type="spellEnd"/>
+      <w:r>
+        <w:rPr>
+          <w:rFonts w:ascii="Times New Roman" w:eastAsia="Times New Roman" w:hAnsi="Times New Roman"/>
+          <w:kern w:val="0"/>
+          <w:sz w:val="21"/>
+          <w:szCs w:val="21"/>
+          <w:lang w:eastAsia="zh-CN"/>
+        </w:rPr>
+        <w:t xml:space="preserve">, </w:t>
+      </w:r>
+      <w:r>
+        <w:rPr>
+          <w:rFonts w:ascii="Times New Roman" w:eastAsia="Times New Roman" w:hAnsi="Times New Roman"/>
+          <w:b/>
+          <w:bCs/>
+          <w:kern w:val="0"/>
+          <w:sz w:val="21"/>
+          <w:szCs w:val="21"/>
+          <w:lang w:eastAsia="zh-CN"/>
+        </w:rPr>
+        <w:t xml:space="preserve">Fong, </w:t>
+      </w:r>
+      <w:r>
+        <w:rPr>
+          <w:rFonts w:ascii="Times New Roman" w:hAnsi="Times New Roman"/>
           <w:b/>
           <w:bCs/>
           <w:color w:val="000000"/>
@@ -2810,7 +2927,7 @@
           <w:sz w:val="21"/>
           <w:szCs w:val="21"/>
         </w:rPr>
-        <w:t>Fong, Chi Shun</w:t>
+        <w:t>Chi Shun</w:t>
       </w:r>
       <w:r>
         <w:rPr>
@@ -2820,18 +2937,82 @@
           <w:sz w:val="21"/>
           <w:szCs w:val="21"/>
         </w:rPr>
-        <w:t xml:space="preserve">. </w:t>
-      </w:r>
-      <w:r>
-        <w:rPr>
-          <w:rFonts w:ascii="Times New Roman" w:hAnsi="Times New Roman"/>
-          <w:iCs/>
+        <w:t>,</w:t>
+      </w:r>
+      <w:r>
+        <w:rPr>
+          <w:rFonts w:ascii="Times New Roman" w:hAnsi="Times New Roman"/>
+          <w:b/>
+          <w:bCs/>
           <w:color w:val="000000"/>
           <w:kern w:val="0"/>
           <w:sz w:val="21"/>
           <w:szCs w:val="21"/>
         </w:rPr>
-        <w:t>Presumed Influence of Online Opinion Leaders: How social media facilitates protest mobilization in authoritarian regimes</w:t>
+        <w:t xml:space="preserve"> </w:t>
+      </w:r>
+      <w:r>
+        <w:rPr>
+          <w:rFonts w:ascii="Times New Roman" w:hAnsi="Times New Roman"/>
+          <w:color w:val="000000"/>
+          <w:kern w:val="0"/>
+          <w:sz w:val="21"/>
+          <w:szCs w:val="21"/>
+        </w:rPr>
+        <w:t xml:space="preserve">and Hu, Yuhan. </w:t>
+      </w:r>
+      <w:r>
+        <w:rPr>
+          <w:rFonts w:ascii="Times New Roman" w:hAnsi="Times New Roman"/>
+          <w:sz w:val="21"/>
+          <w:szCs w:val="21"/>
+        </w:rPr>
+        <w:t xml:space="preserve">Implementation Matters: Discursive Strategies of Authoritarian States to Prevent Upwards Scale-shift of Social Protests </w:t>
+      </w:r>
+      <w:r>
+        <w:rPr>
+          <w:rFonts w:ascii="Times New Roman" w:eastAsia="Times New Roman" w:hAnsi="Times New Roman"/>
+          <w:color w:val="000000"/>
+          <w:kern w:val="0"/>
+          <w:sz w:val="21"/>
+          <w:szCs w:val="21"/>
+          <w:shd w:val="clear" w:color="auto" w:fill="FFFFFF"/>
+          <w:lang w:eastAsia="zh-CN"/>
+        </w:rPr>
+        <w:t>(</w:t>
+      </w:r>
+      <w:r>
+        <w:rPr>
+          <w:rFonts w:ascii="Times New Roman" w:hAnsi="Times New Roman"/>
+          <w:sz w:val="21"/>
+          <w:szCs w:val="21"/>
+          <w:shd w:val="clear" w:color="auto" w:fill="FFFFFF"/>
+        </w:rPr>
+        <w:t xml:space="preserve">presented at </w:t>
+      </w:r>
+      <w:r>
+        <w:rPr>
+          <w:rFonts w:ascii="Times New Roman" w:eastAsia="Times New Roman" w:hAnsi="Times New Roman"/>
+          <w:b/>
+          <w:bCs/>
+          <w:color w:val="000000"/>
+          <w:kern w:val="0"/>
+          <w:sz w:val="21"/>
+          <w:szCs w:val="21"/>
+          <w:shd w:val="clear" w:color="auto" w:fill="FFFFFF"/>
+        </w:rPr>
+        <w:t>APSA 2025</w:t>
+      </w:r>
+      <w:r>
+        <w:rPr>
+          <w:rFonts w:ascii="Times New Roman" w:eastAsia="Times New Roman" w:hAnsi="Times New Roman"/>
+          <w:color w:val="000000"/>
+          <w:kern w:val="0"/>
+          <w:sz w:val="21"/>
+          <w:szCs w:val="21"/>
+          <w:shd w:val="clear" w:color="auto" w:fill="FFFFFF"/>
+        </w:rPr>
+        <w:t>).</w:t>
       </w:r>
     </w:p>
     <w:p>
@@ -2980,19 +3161,6 @@
         <w:spacing w:line="276" w:lineRule="auto"/>
         <w:rPr>
           <w:rFonts w:ascii="Times New Roman" w:hAnsi="Times New Roman"/>
-          <w:b/>
-          <w:color w:val="000000"/>
-          <w:kern w:val="0"/>
-          <w:sz w:val="21"/>
-          <w:szCs w:val="21"/>
-        </w:rPr>
-      </w:pPr>
-    </w:p>
-    <w:p>
-      <w:pPr>
-        <w:spacing w:line="276" w:lineRule="auto"/>
-        <w:rPr>
-          <w:rFonts w:ascii="Times New Roman" w:hAnsi="Times New Roman"/>
           <w:color w:val="000000"/>
           <w:kern w:val="0"/>
           <w:sz w:val="21"/>
@@ -3113,16 +3281,38 @@
           <w:sz w:val="21"/>
           <w:szCs w:val="21"/>
         </w:rPr>
-        <w:t>“How Financial Ties developed between Hong Kong and China</w:t>
-      </w:r>
-      <w:r>
-        <w:rPr>
-          <w:rFonts w:ascii="Times New Roman" w:hAnsi="Times New Roman"/>
+        <w:t xml:space="preserve">“How Financial Ties </w:t>
+      </w:r>
+      <w:r>
+        <w:rPr>
+          <w:rFonts w:ascii="Times New Roman" w:hAnsi="Times New Roman"/>
+          <w:iCs/>
           <w:color w:val="000000"/>
           <w:kern w:val="0"/>
           <w:sz w:val="21"/>
           <w:szCs w:val="21"/>
         </w:rPr>
+        <w:t>D</w:t>
+      </w:r>
+      <w:r>
+        <w:rPr>
+          <w:rFonts w:ascii="Times New Roman" w:hAnsi="Times New Roman"/>
+          <w:iCs/>
+          <w:color w:val="000000"/>
+          <w:kern w:val="0"/>
+          <w:sz w:val="21"/>
+          <w:szCs w:val="21"/>
+        </w:rPr>
+        <w:t>eveloped between Hong Kong and China</w:t>
+      </w:r>
+      <w:r>
+        <w:rPr>
+          <w:rFonts w:ascii="Times New Roman" w:hAnsi="Times New Roman"/>
+          <w:color w:val="000000"/>
+          <w:kern w:val="0"/>
+          <w:sz w:val="21"/>
+          <w:szCs w:val="21"/>
+        </w:rPr>
         <w:t>,</w:t>
       </w:r>
       <w:r>
@@ -3157,20 +3347,6 @@
         </w:rPr>
         <w:t xml:space="preserve"> Studies Network of the City University of Hong Kong, Sept 28, 2016.</w:t>
       </w:r>
-    </w:p>
-    <w:p>
-      <w:pPr>
-        <w:pStyle w:val="ListParagraph"/>
-        <w:spacing w:line="276" w:lineRule="auto"/>
-        <w:ind w:leftChars="0" w:left="360"/>
-        <w:rPr>
-          <w:rFonts w:ascii="Times New Roman" w:hAnsi="Times New Roman"/>
-          <w:color w:val="000000"/>
-          <w:kern w:val="0"/>
-          <w:sz w:val="21"/>
-          <w:szCs w:val="21"/>
-        </w:rPr>
-      </w:pPr>
     </w:p>
     <w:p>
       <w:pPr>
@@ -5177,7 +5353,6 @@
           <w:bCs/>
           <w:szCs w:val="20"/>
         </w:rPr>
-        <w:lastRenderedPageBreak/>
         <w:t>Grants</w:t>
       </w:r>
       <w:r>
@@ -5250,6 +5425,7 @@
           <w:szCs w:val="21"/>
           <w:lang w:eastAsia="zh-HK"/>
         </w:rPr>
+        <w:lastRenderedPageBreak/>
         <w:t xml:space="preserve">Travel Award ($200), </w:t>
       </w:r>
       <w:r>
@@ -7410,7 +7586,7 @@
     <w:tbl>
       <w:tblPr>
         <w:tblStyle w:val="TableGrid"/>
-        <w:tblW w:w="9639" w:type="dxa"/>
+        <w:tblW w:w="9658" w:type="dxa"/>
         <w:tblBorders>
           <w:top w:val="none" w:sz="0" w:space="0" w:color="auto"/>
           <w:left w:val="none" w:sz="0" w:space="0" w:color="auto"/>
@@ -7422,16 +7598,16 @@
         <w:tblLook w:val="04A0" w:firstRow="1" w:lastRow="0" w:firstColumn="1" w:lastColumn="0" w:noHBand="0" w:noVBand="1"/>
       </w:tblPr>
       <w:tblGrid>
-        <w:gridCol w:w="4962"/>
-        <w:gridCol w:w="4677"/>
+        <w:gridCol w:w="4972"/>
+        <w:gridCol w:w="4686"/>
       </w:tblGrid>
       <w:tr>
         <w:trPr>
-          <w:trHeight w:val="2765"/>
+          <w:trHeight w:val="2563"/>
         </w:trPr>
         <w:tc>
           <w:tcPr>
-            <w:tcW w:w="4962" w:type="dxa"/>
+            <w:tcW w:w="4972" w:type="dxa"/>
           </w:tcPr>
           <w:p>
             <w:pPr>
@@ -7509,7 +7685,7 @@
                 <w:szCs w:val="21"/>
               </w:rPr>
             </w:pPr>
-            <w:hyperlink r:id="rId12" w:history="1">
+            <w:hyperlink r:id="rId13" w:history="1">
               <w:r>
                 <w:rPr>
                   <w:rStyle w:val="jet-listing-dynamic-linklabel"/>
@@ -7519,29 +7695,7 @@
                   <w:szCs w:val="21"/>
                   <w:shd w:val="clear" w:color="auto" w:fill="FFFFFF"/>
                 </w:rPr>
-                <w:t>josephGwright@gm</w:t>
-              </w:r>
-              <w:r>
-                <w:rPr>
-                  <w:rStyle w:val="jet-listing-dynamic-linklabel"/>
-                  <w:rFonts w:ascii="Times New Roman" w:hAnsi="Times New Roman"/>
-                  <w:color w:val="000000" w:themeColor="text1"/>
-                  <w:sz w:val="21"/>
-                  <w:szCs w:val="21"/>
-                  <w:shd w:val="clear" w:color="auto" w:fill="FFFFFF"/>
-                </w:rPr>
-                <w:t>a</w:t>
-              </w:r>
-              <w:r>
-                <w:rPr>
-                  <w:rStyle w:val="jet-listing-dynamic-linklabel"/>
-                  <w:rFonts w:ascii="Times New Roman" w:hAnsi="Times New Roman"/>
-                  <w:color w:val="000000" w:themeColor="text1"/>
-                  <w:sz w:val="21"/>
-                  <w:szCs w:val="21"/>
-                  <w:shd w:val="clear" w:color="auto" w:fill="FFFFFF"/>
-                </w:rPr>
-                <w:t>il.com</w:t>
+                <w:t>josephGwright@gmail.com</w:t>
               </w:r>
             </w:hyperlink>
           </w:p>
@@ -7629,7 +7783,7 @@
                 <w:szCs w:val="21"/>
               </w:rPr>
             </w:pPr>
-            <w:hyperlink r:id="rId13" w:history="1">
+            <w:hyperlink r:id="rId14" w:history="1">
               <w:r>
                 <w:rPr>
                   <w:rStyle w:val="jet-listing-dynamic-linklabel"/>
@@ -7646,7 +7800,7 @@
         </w:tc>
         <w:tc>
           <w:tcPr>
-            <w:tcW w:w="4677" w:type="dxa"/>
+            <w:tcW w:w="4686" w:type="dxa"/>
           </w:tcPr>
           <w:p>
             <w:pPr>
@@ -7726,56 +7880,19 @@
                 <w:szCs w:val="21"/>
               </w:rPr>
             </w:pPr>
-            <w:r>
-              <w:rPr>
-                <w:rFonts w:ascii="Times New Roman" w:hAnsi="Times New Roman"/>
-                <w:sz w:val="21"/>
-                <w:szCs w:val="21"/>
-              </w:rPr>
-              <w:fldChar w:fldCharType="begin"/>
-            </w:r>
-            <w:r>
-              <w:rPr>
-                <w:rFonts w:ascii="Times New Roman" w:hAnsi="Times New Roman"/>
-                <w:sz w:val="21"/>
-                <w:szCs w:val="21"/>
-              </w:rPr>
-              <w:instrText>HYPERLINK "mailto:bdesmarais@psu.edu"</w:instrText>
-            </w:r>
-            <w:r>
-              <w:rPr>
-                <w:rFonts w:ascii="Times New Roman" w:hAnsi="Times New Roman"/>
-                <w:sz w:val="21"/>
-                <w:szCs w:val="21"/>
-              </w:rPr>
-            </w:r>
-            <w:r>
-              <w:rPr>
-                <w:rFonts w:ascii="Times New Roman" w:hAnsi="Times New Roman"/>
-                <w:sz w:val="21"/>
-                <w:szCs w:val="21"/>
-              </w:rPr>
-              <w:fldChar w:fldCharType="separate"/>
-            </w:r>
-            <w:r>
-              <w:rPr>
-                <w:rStyle w:val="jet-listing-dynamic-linklabel"/>
-                <w:rFonts w:ascii="Times New Roman" w:hAnsi="Times New Roman"/>
-                <w:color w:val="000000" w:themeColor="text1"/>
-                <w:sz w:val="21"/>
-                <w:szCs w:val="21"/>
-                <w:shd w:val="clear" w:color="auto" w:fill="FFFFFF"/>
-              </w:rPr>
-              <w:t>bdesmarais@psu.edu</w:t>
-            </w:r>
-            <w:r>
-              <w:rPr>
-                <w:rFonts w:ascii="Times New Roman" w:hAnsi="Times New Roman"/>
-                <w:sz w:val="21"/>
-                <w:szCs w:val="21"/>
-              </w:rPr>
-              <w:fldChar w:fldCharType="end"/>
-            </w:r>
+            <w:hyperlink r:id="rId15" w:history="1">
+              <w:r>
+                <w:rPr>
+                  <w:rStyle w:val="jet-listing-dynamic-linklabel"/>
+                  <w:rFonts w:ascii="Times New Roman" w:hAnsi="Times New Roman"/>
+                  <w:color w:val="000000" w:themeColor="text1"/>
+                  <w:sz w:val="21"/>
+                  <w:szCs w:val="21"/>
+                  <w:shd w:val="clear" w:color="auto" w:fill="FFFFFF"/>
+                </w:rPr>
+                <w:t>bdesmarais@psu.edu</w:t>
+              </w:r>
+            </w:hyperlink>
           </w:p>
           <w:p>
             <w:pPr>
@@ -7909,7 +8026,7 @@
                 <w:szCs w:val="21"/>
               </w:rPr>
             </w:pPr>
-            <w:hyperlink r:id="rId14" w:history="1">
+            <w:hyperlink r:id="rId16" w:history="1">
               <w:r>
                 <w:rPr>
                   <w:rStyle w:val="Hyperlink"/>
@@ -7940,8 +8057,8 @@
       </w:pPr>
     </w:p>
     <w:sectPr>
-      <w:headerReference w:type="default" r:id="rId15"/>
-      <w:footerReference w:type="default" r:id="rId16"/>
+      <w:headerReference w:type="default" r:id="rId17"/>
+      <w:footerReference w:type="default" r:id="rId18"/>
       <w:pgSz w:w="11906" w:h="16838"/>
       <w:pgMar w:top="1440" w:right="1134" w:bottom="1440" w:left="1134" w:header="720" w:footer="720" w:gutter="0"/>
       <w:cols w:space="720"/>
